--- a/原题/第九周原题/高级绘图函数.docx
+++ b/原题/第九周原题/高级绘图函数.docx
@@ -4060,21 +4060,21 @@
         <w:rPr>
           <w:rFonts w:hint="eastAsia"/>
         </w:rPr>
-        <w:t>的记录，最后按院系进行分类汇总（提示：使用</w:t>
+        <w:t>的记录，最后按院系进行分类汇总（提示：使用aggregate函数</w:t>
       </w:r>
       <w:proofErr w:type="spellStart"/>
       <w:r>
         <w:rPr>
           <w:rFonts w:hint="eastAsia"/>
         </w:rPr>
-        <w:t>agreggate</w:t>
+        <w:t/>
       </w:r>
       <w:proofErr w:type="spellEnd"/>
       <w:r>
         <w:rPr>
           <w:rFonts w:hint="eastAsia"/>
         </w:rPr>
-        <w:t>函数或者</w:t>
+        <w:t>或者</w:t>
       </w:r>
       <w:proofErr w:type="spellStart"/>
       <w:r>
@@ -4462,19 +4462,19 @@
         <w:rPr>
           <w:rFonts w:hint="eastAsia"/>
         </w:rPr>
-        <w:t>个箱子，分布对应于</w:t>
-      </w:r>
-      <w:r>
-        <w:rPr>
-          <w:rFonts w:hint="eastAsia"/>
-        </w:rPr>
-        <w:t>5-9</w:t>
-      </w:r>
-      <w:r>
-        <w:rPr>
-          <w:rFonts w:hint="eastAsia"/>
-        </w:rPr>
-        <w:t>月温度。</w:t>
+        <w:t>个箱子，分别对应于5-9月温度</w:t>
+      </w:r>
+      <w:r>
+        <w:rPr>
+          <w:rFonts w:hint="eastAsia"/>
+        </w:rPr>
+        <w:t/>
+      </w:r>
+      <w:r>
+        <w:rPr>
+          <w:rFonts w:hint="eastAsia"/>
+        </w:rPr>
+        <w:t>。</w:t>
       </w:r>
     </w:p>
     <w:p>
@@ -5784,7 +5784,7 @@
         <w:rPr>
           <w:rFonts w:hint="eastAsia"/>
         </w:rPr>
-        <w:t>，按要求绘制菜点图。</w:t>
+        <w:t>，按要求绘制散点图。</w:t>
       </w:r>
     </w:p>
     <w:p>
@@ -6049,25 +6049,25 @@
         <w:rPr>
           <w:rFonts w:hint="eastAsia"/>
         </w:rPr>
-        <w:t>y</w:t>
-      </w:r>
-      <w:r>
-        <w:rPr>
-          <w:rFonts w:hint="eastAsia"/>
-        </w:rPr>
-        <w:t>轴为何种（</w:t>
-      </w:r>
-      <w:r>
-        <w:rPr>
-          <w:rFonts w:hint="eastAsia"/>
-        </w:rPr>
-        <w:t>Volume</w:t>
-      </w:r>
-      <w:r>
-        <w:rPr>
-          <w:rFonts w:hint="eastAsia"/>
-        </w:rPr>
-        <w:t>）。</w:t>
+        <w:t>y轴为体积（Volume）</w:t>
+      </w:r>
+      <w:r>
+        <w:rPr>
+          <w:rFonts w:hint="eastAsia"/>
+        </w:rPr>
+        <w:t/>
+      </w:r>
+      <w:r>
+        <w:rPr>
+          <w:rFonts w:hint="eastAsia"/>
+        </w:rPr>
+        <w:t/>
+      </w:r>
+      <w:r>
+        <w:rPr>
+          <w:rFonts w:hint="eastAsia"/>
+        </w:rPr>
+        <w:t>。</w:t>
       </w:r>
     </w:p>
     <w:p>
@@ -6489,19 +6489,19 @@
         <w:rPr>
           <w:rFonts w:hint="eastAsia"/>
         </w:rPr>
-        <w:t>创建脚本文件</w:t>
-      </w:r>
-      <w:r>
-        <w:rPr>
-          <w:rFonts w:hint="eastAsia"/>
-        </w:rPr>
-        <w:t>test</w:t>
-      </w:r>
-      <w:r>
-        <w:rPr>
-          <w:rFonts w:hint="eastAsia"/>
-        </w:rPr>
-        <w:t>0910.R</w:t>
+        <w:t>创建脚本文件test0909.R</w:t>
+      </w:r>
+      <w:r>
+        <w:rPr>
+          <w:rFonts w:hint="eastAsia"/>
+        </w:rPr>
+        <w:t/>
+      </w:r>
+      <w:r>
+        <w:rPr>
+          <w:rFonts w:hint="eastAsia"/>
+        </w:rPr>
+        <w:t/>
       </w:r>
       <w:r>
         <w:rPr>
